--- a/剧情.docx
+++ b/剧情.docx
@@ -350,8 +350,6 @@
         </w:rPr>
         <w:t>牢亚</w:t>
       </w:r>
-      <w:bookmarkStart w:id="0" w:name="_GoBack"/>
-      <w:bookmarkEnd w:id="0"/>
       <w:r>
         <w:rPr>
           <w:rFonts w:hint="eastAsia"/>
@@ -7990,7 +7988,9 @@
       <w:pPr>
         <w:ind w:firstLine="420"/>
         <w:rPr>
-          <w:sz w:val="24"/>
+          <w:rFonts w:hint="eastAsia" w:eastAsiaTheme="minorEastAsia"/>
+          <w:sz w:val="24"/>
+          <w:lang w:eastAsia="zh-CN"/>
         </w:rPr>
       </w:pPr>
       <w:r>
@@ -8005,7 +8005,53 @@
       <w:pPr>
         <w:ind w:firstLine="420"/>
         <w:rPr>
-          <w:sz w:val="24"/>
+          <w:rFonts w:hint="eastAsia"/>
+          <w:sz w:val="24"/>
+          <w:lang w:val="en-US" w:eastAsia="zh-CN"/>
+        </w:rPr>
+      </w:pPr>
+      <w:r>
+        <w:rPr>
+          <w:rFonts w:hint="default"/>
+          <w:sz w:val="24"/>
+          <w:lang w:val="en-US"/>
+        </w:rPr>
+        <w:t>-</w:t>
+      </w:r>
+      <w:r>
+        <w:rPr>
+          <w:rFonts w:hint="eastAsia"/>
+          <w:sz w:val="24"/>
+          <w:lang w:val="en-US" w:eastAsia="zh-CN"/>
+        </w:rPr>
+        <w:t>继续</w:t>
+      </w:r>
+    </w:p>
+    <w:p>
+      <w:pPr>
+        <w:ind w:firstLine="420"/>
+        <w:rPr>
+          <w:rFonts w:hint="default" w:eastAsiaTheme="minorEastAsia"/>
+          <w:sz w:val="24"/>
+          <w:lang w:val="en-US" w:eastAsia="zh-CN"/>
+        </w:rPr>
+      </w:pPr>
+      <w:r>
+        <w:rPr>
+          <w:rFonts w:hint="eastAsia"/>
+          <w:sz w:val="24"/>
+          <w:lang w:val="en-US" w:eastAsia="zh-CN"/>
+        </w:rPr>
+        <w:t>阁下要是准备好了，就前往地狱使用共鸣石吧！在这之前，阁下请接受赐福，以免受火焰之灾！</w:t>
+      </w:r>
+    </w:p>
+    <w:p>
+      <w:pPr>
+        <w:ind w:firstLine="420"/>
+        <w:rPr>
+          <w:rFonts w:hint="eastAsia" w:eastAsiaTheme="minorEastAsia"/>
+          <w:sz w:val="24"/>
+          <w:lang w:eastAsia="zh-CN"/>
         </w:rPr>
       </w:pPr>
       <w:r>
@@ -8918,6 +8964,7 @@
     <w:p>
       <w:pPr>
         <w:rPr>
+          <w:rFonts w:hint="eastAsia"/>
           <w:sz w:val="24"/>
         </w:rPr>
       </w:pPr>
@@ -8928,6 +8975,93 @@
         </w:rPr>
         <w:t>轮回绝境是介于冥界和主世界之间的地带，在轮回绝境内，我们可以借助召唤祭坛，觐见往昔的使徒。</w:t>
       </w:r>
+    </w:p>
+    <w:p>
+      <w:pPr>
+        <w:rPr>
+          <w:rFonts w:hint="eastAsia"/>
+          <w:sz w:val="24"/>
+          <w:lang w:val="en-US" w:eastAsia="zh-CN"/>
+        </w:rPr>
+      </w:pPr>
+      <w:r>
+        <w:rPr>
+          <w:rFonts w:hint="default"/>
+          <w:sz w:val="24"/>
+          <w:lang w:val="en-US"/>
+        </w:rPr>
+        <w:t>-</w:t>
+      </w:r>
+      <w:r>
+        <w:rPr>
+          <w:rFonts w:hint="eastAsia"/>
+          <w:sz w:val="24"/>
+          <w:lang w:val="en-US" w:eastAsia="zh-CN"/>
+        </w:rPr>
+        <w:t>继续</w:t>
+      </w:r>
+    </w:p>
+    <w:p>
+      <w:pPr>
+        <w:rPr>
+          <w:rFonts w:hint="eastAsia"/>
+          <w:sz w:val="24"/>
+          <w:lang w:val="en-US" w:eastAsia="zh-CN"/>
+        </w:rPr>
+      </w:pPr>
+      <w:r>
+        <w:rPr>
+          <w:rFonts w:hint="eastAsia"/>
+          <w:sz w:val="24"/>
+          <w:lang w:val="en-US" w:eastAsia="zh-CN"/>
+        </w:rPr>
+        <w:t>或许我们可以进去瞧瞧，说不定可以从记忆中获取祂们的力量！</w:t>
+      </w:r>
+    </w:p>
+    <w:p>
+      <w:pPr>
+        <w:rPr>
+          <w:rFonts w:hint="eastAsia"/>
+          <w:sz w:val="24"/>
+          <w:lang w:val="en-US" w:eastAsia="zh-CN"/>
+        </w:rPr>
+      </w:pPr>
+      <w:r>
+        <w:rPr>
+          <w:rFonts w:hint="eastAsia"/>
+          <w:sz w:val="24"/>
+          <w:lang w:val="en-US" w:eastAsia="zh-CN"/>
+        </w:rPr>
+        <w:t>-解锁图鉴</w:t>
+      </w:r>
+    </w:p>
+    <w:p>
+      <w:pPr>
+        <w:rPr>
+          <w:rFonts w:hint="eastAsia"/>
+          <w:sz w:val="24"/>
+          <w:lang w:val="en-US" w:eastAsia="zh-CN"/>
+        </w:rPr>
+      </w:pPr>
+    </w:p>
+    <w:p>
+      <w:pPr>
+        <w:rPr>
+          <w:rFonts w:hint="default"/>
+          <w:sz w:val="24"/>
+          <w:lang w:val="en-US" w:eastAsia="zh-CN"/>
+        </w:rPr>
+      </w:pPr>
+      <w:r>
+        <w:rPr>
+          <w:rFonts w:hint="eastAsia"/>
+          <w:sz w:val="24"/>
+          <w:lang w:val="en-US" w:eastAsia="zh-CN"/>
+        </w:rPr>
+        <w:t>大标题显示新章节解锁</w:t>
+      </w:r>
+      <w:bookmarkStart w:id="0" w:name="_GoBack"/>
+      <w:bookmarkEnd w:id="0"/>
     </w:p>
     <w:p>
       <w:pPr>

--- a/剧情.docx
+++ b/剧情.docx
@@ -9312,16 +9312,7 @@
           <w:rFonts w:hint="eastAsia"/>
           <w:sz w:val="24"/>
         </w:rPr>
-        <w:t>归还神之眼之旅至</w:t>
-      </w:r>
-      <w:bookmarkStart w:id="0" w:name="_GoBack"/>
-      <w:bookmarkEnd w:id="0"/>
-      <w:r>
-        <w:rPr>
-          <w:rFonts w:hint="eastAsia"/>
-          <w:sz w:val="24"/>
-        </w:rPr>
-        <w:t>今，仅剩天域使徒，和虚无使徒的神之眼尚未归还</w:t>
+        <w:t>归还神之眼之旅至今，仅剩天域使徒，和虚无使徒的神之眼尚未归还</w:t>
       </w:r>
       <w:r>
         <w:rPr>
@@ -9837,7 +9828,9 @@
     <w:p>
       <w:pPr>
         <w:rPr>
-          <w:sz w:val="24"/>
+          <w:rFonts w:hint="default"/>
+          <w:sz w:val="24"/>
+          <w:lang w:val="en-US"/>
         </w:rPr>
       </w:pPr>
       <w:r>
@@ -10059,6 +10052,8 @@
         </w:rPr>
         <w:t>在帮助你找回记忆之前，请告诉我都发生了什么，你为何来到这里？</w:t>
       </w:r>
+      <w:bookmarkStart w:id="0" w:name="_GoBack"/>
+      <w:bookmarkEnd w:id="0"/>
     </w:p>
     <w:p>
       <w:pPr>

--- a/剧情.docx
+++ b/剧情.docx
@@ -10052,8 +10052,6 @@
         </w:rPr>
         <w:t>在帮助你找回记忆之前，请告诉我都发生了什么，你为何来到这里？</w:t>
       </w:r>
-      <w:bookmarkStart w:id="0" w:name="_GoBack"/>
-      <w:bookmarkEnd w:id="0"/>
     </w:p>
     <w:p>
       <w:pPr>
@@ -10668,26 +10666,24 @@
         </w:rPr>
         <w:t>和安对话</w:t>
       </w:r>
-      <w:r>
-        <w:rPr>
-          <w:rFonts w:hint="eastAsia"/>
+    </w:p>
+    <w:p>
+      <w:pPr>
+        <w:rPr>
           <w:b/>
           <w:bCs/>
           <w:color w:val="EE822F" w:themeColor="accent2"/>
           <w:sz w:val="24"/>
-          <w:highlight w:val="yellow"/>
           <w14:textFill>
             <w14:solidFill>
               <w14:schemeClr w14:val="accent2"/>
             </w14:solidFill>
           </w14:textFill>
         </w:rPr>
-        <w:t>（选择知情才有此选项）</w:t>
-      </w:r>
-    </w:p>
-    <w:p>
-      <w:pPr>
-        <w:rPr>
+      </w:pPr>
+      <w:r>
+        <w:rPr>
+          <w:rFonts w:hint="eastAsia"/>
           <w:b/>
           <w:bCs/>
           <w:color w:val="EE822F" w:themeColor="accent2"/>
@@ -10698,10 +10694,12 @@
             </w14:solidFill>
           </w14:textFill>
         </w:rPr>
-      </w:pPr>
-      <w:r>
-        <w:rPr>
-          <w:rFonts w:hint="eastAsia"/>
+        <w:t>和曦轮对话</w:t>
+      </w:r>
+    </w:p>
+    <w:p>
+      <w:pPr>
+        <w:rPr>
           <w:b/>
           <w:bCs/>
           <w:color w:val="EE822F" w:themeColor="accent2"/>
@@ -10712,93 +10710,194 @@
             </w14:solidFill>
           </w14:textFill>
         </w:rPr>
-        <w:t>和曦轮对话</w:t>
-      </w:r>
-    </w:p>
-    <w:p>
-      <w:pPr>
-        <w:rPr>
+      </w:pPr>
+    </w:p>
+    <w:p>
+      <w:pPr>
+        <w:rPr>
+          <w:b/>
+          <w:bCs/>
+          <w:sz w:val="24"/>
+        </w:rPr>
+      </w:pPr>
+      <w:r>
+        <w:rPr>
+          <w:rFonts w:hint="eastAsia"/>
+          <w:b/>
+          <w:bCs/>
+          <w:sz w:val="24"/>
+        </w:rPr>
+        <w:t>安</w:t>
+      </w:r>
+      <w:r>
+        <w:rPr>
+          <w:rFonts w:hint="eastAsia"/>
           <w:b/>
           <w:bCs/>
           <w:color w:val="EE822F" w:themeColor="accent2"/>
           <w:sz w:val="24"/>
+          <w:highlight w:val="yellow"/>
           <w14:textFill>
             <w14:solidFill>
               <w14:schemeClr w14:val="accent2"/>
             </w14:solidFill>
           </w14:textFill>
         </w:rPr>
-      </w:pPr>
-    </w:p>
-    <w:p>
-      <w:pPr>
-        <w:rPr>
-          <w:b/>
-          <w:bCs/>
-          <w:sz w:val="24"/>
-        </w:rPr>
-      </w:pPr>
-      <w:r>
-        <w:rPr>
-          <w:rFonts w:hint="eastAsia"/>
-          <w:b/>
-          <w:bCs/>
-          <w:sz w:val="24"/>
-        </w:rPr>
-        <w:t>安</w:t>
-      </w:r>
-      <w:r>
-        <w:rPr>
-          <w:rFonts w:hint="eastAsia"/>
+        <w:t>（选择知情才有此选项）</w:t>
+      </w:r>
+      <w:r>
+        <w:rPr>
+          <w:rFonts w:hint="eastAsia"/>
+          <w:b/>
+          <w:bCs/>
+          <w:sz w:val="24"/>
+        </w:rPr>
+        <w:t>：</w:t>
+      </w:r>
+    </w:p>
+    <w:p>
+      <w:pPr>
+        <w:rPr>
+          <w:sz w:val="24"/>
+        </w:rPr>
+      </w:pPr>
+      <w:r>
+        <w:rPr>
+          <w:rFonts w:hint="eastAsia"/>
+          <w:sz w:val="24"/>
+        </w:rPr>
+        <w:t>%s，你看起来似乎有什么心事，在天域发生了什么？</w:t>
+      </w:r>
+    </w:p>
+    <w:p>
+      <w:pPr>
+        <w:rPr>
+          <w:sz w:val="24"/>
+        </w:rPr>
+      </w:pPr>
+      <w:r>
+        <w:rPr>
+          <w:rFonts w:hint="eastAsia"/>
+          <w:sz w:val="24"/>
+        </w:rPr>
+        <w:t>-安，其实我</w:t>
+      </w:r>
+      <w:r>
+        <w:rPr>
+          <w:sz w:val="24"/>
+        </w:rPr>
+        <w:t>...</w:t>
+      </w:r>
+    </w:p>
+    <w:p>
+      <w:pPr>
+        <w:rPr>
+          <w:sz w:val="24"/>
+        </w:rPr>
+      </w:pPr>
+      <w:r>
+        <w:rPr>
+          <w:sz w:val="24"/>
+        </w:rPr>
+        <w:t>...</w:t>
+      </w:r>
+      <w:r>
+        <w:rPr>
+          <w:rFonts w:hint="eastAsia"/>
+          <w:sz w:val="24"/>
+        </w:rPr>
+        <w:t>（将天域发生的事告诉安）</w:t>
+      </w:r>
+    </w:p>
+    <w:p>
+      <w:pPr>
+        <w:rPr>
+          <w:sz w:val="24"/>
+        </w:rPr>
+      </w:pPr>
+      <w:r>
+        <w:rPr>
+          <w:sz w:val="24"/>
+        </w:rPr>
+        <w:t>-...</w:t>
+      </w:r>
+    </w:p>
+    <w:p>
+      <w:pPr>
+        <w:rPr>
+          <w:sz w:val="24"/>
+        </w:rPr>
+      </w:pPr>
+      <w:r>
+        <w:rPr>
+          <w:rFonts w:hint="eastAsia"/>
+          <w:sz w:val="24"/>
+        </w:rPr>
+        <w:t>原来，这就是为什么你之前说，祂们似乎都认识你</w:t>
+      </w:r>
+      <w:r>
+        <w:rPr>
+          <w:sz w:val="24"/>
+        </w:rPr>
+        <w:t>...</w:t>
+      </w:r>
+    </w:p>
+    <w:p>
+      <w:pPr>
+        <w:rPr>
           <w:b/>
           <w:bCs/>
           <w:color w:val="EE822F" w:themeColor="accent2"/>
           <w:sz w:val="24"/>
-          <w:highlight w:val="yellow"/>
           <w14:textFill>
             <w14:solidFill>
               <w14:schemeClr w14:val="accent2"/>
             </w14:solidFill>
           </w14:textFill>
         </w:rPr>
-        <w:t>（选择知情才有此选项）</w:t>
-      </w:r>
-      <w:r>
-        <w:rPr>
-          <w:rFonts w:hint="eastAsia"/>
-          <w:b/>
-          <w:bCs/>
-          <w:sz w:val="24"/>
-        </w:rPr>
-        <w:t>：</w:t>
-      </w:r>
-    </w:p>
-    <w:p>
-      <w:pPr>
-        <w:rPr>
-          <w:sz w:val="24"/>
-        </w:rPr>
-      </w:pPr>
-      <w:r>
-        <w:rPr>
-          <w:rFonts w:hint="eastAsia"/>
-          <w:sz w:val="24"/>
-        </w:rPr>
-        <w:t>%s，你看起来似乎有什么心事，在天域发生了什么？</w:t>
-      </w:r>
-    </w:p>
-    <w:p>
-      <w:pPr>
-        <w:rPr>
-          <w:sz w:val="24"/>
-        </w:rPr>
-      </w:pPr>
-      <w:r>
-        <w:rPr>
-          <w:rFonts w:hint="eastAsia"/>
-          <w:sz w:val="24"/>
-        </w:rPr>
-        <w:t>-安，其实我</w:t>
+      </w:pPr>
+    </w:p>
+    <w:p>
+      <w:pPr>
+        <w:tabs>
+          <w:tab w:val="left" w:pos="2674"/>
+        </w:tabs>
+        <w:rPr>
+          <w:sz w:val="24"/>
+        </w:rPr>
+      </w:pPr>
+      <w:r>
+        <w:rPr>
+          <w:rFonts w:hint="eastAsia"/>
+          <w:b/>
+          <w:bCs/>
+          <w:sz w:val="24"/>
+        </w:rPr>
+        <w:t>曦轮：</w:t>
+      </w:r>
+      <w:r>
+        <w:rPr>
+          <w:rFonts w:hint="eastAsia"/>
+          <w:sz w:val="24"/>
+        </w:rPr>
+        <w:tab/>
+      </w:r>
+    </w:p>
+    <w:p>
+      <w:pPr>
+        <w:tabs>
+          <w:tab w:val="left" w:pos="2674"/>
+        </w:tabs>
+        <w:rPr>
+          <w:sz w:val="24"/>
+        </w:rPr>
+      </w:pPr>
+      <w:r>
+        <w:rPr>
+          <w:rFonts w:hint="eastAsia"/>
+          <w:sz w:val="24"/>
+        </w:rPr>
+        <w:t>咳咳，阁下，你来了，咳咳</w:t>
       </w:r>
       <w:r>
         <w:rPr>
@@ -10806,9 +10905,64 @@
         </w:rPr>
         <w:t>...</w:t>
       </w:r>
-    </w:p>
-    <w:p>
-      <w:pPr>
+      <w:r>
+        <w:rPr>
+          <w:rFonts w:hint="eastAsia"/>
+          <w:sz w:val="24"/>
+        </w:rPr>
+        <w:t>天空之眼的寻找还顺利吗</w:t>
+      </w:r>
+    </w:p>
+    <w:p>
+      <w:pPr>
+        <w:tabs>
+          <w:tab w:val="left" w:pos="2674"/>
+        </w:tabs>
+        <w:rPr>
+          <w:rFonts w:hint="eastAsia"/>
+          <w:sz w:val="24"/>
+        </w:rPr>
+      </w:pPr>
+    </w:p>
+    <w:p>
+      <w:pPr>
+        <w:tabs>
+          <w:tab w:val="left" w:pos="2674"/>
+        </w:tabs>
+        <w:rPr>
+          <w:sz w:val="24"/>
+        </w:rPr>
+      </w:pPr>
+      <w:r>
+        <w:rPr>
+          <w:rFonts w:hint="eastAsia"/>
+          <w:sz w:val="24"/>
+        </w:rPr>
+        <w:t>-曦轮</w:t>
+      </w:r>
+    </w:p>
+    <w:p>
+      <w:pPr>
+        <w:tabs>
+          <w:tab w:val="left" w:pos="2674"/>
+        </w:tabs>
+        <w:rPr>
+          <w:sz w:val="24"/>
+        </w:rPr>
+      </w:pPr>
+      <w:r>
+        <w:rPr>
+          <w:rFonts w:hint="eastAsia"/>
+          <w:sz w:val="24"/>
+        </w:rPr>
+        <w:t>-我已知晓我是谁</w:t>
+      </w:r>
+    </w:p>
+    <w:p>
+      <w:pPr>
+        <w:tabs>
+          <w:tab w:val="left" w:pos="2674"/>
+        </w:tabs>
         <w:rPr>
           <w:sz w:val="24"/>
         </w:rPr>
@@ -10824,11 +10978,14 @@
           <w:rFonts w:hint="eastAsia"/>
           <w:sz w:val="24"/>
         </w:rPr>
-        <w:t>（将天域发生的事告诉安）</w:t>
-      </w:r>
-    </w:p>
-    <w:p>
-      <w:pPr>
+        <w:t>（将天域发生的事告诉曦轮）</w:t>
+      </w:r>
+    </w:p>
+    <w:p>
+      <w:pPr>
+        <w:tabs>
+          <w:tab w:val="left" w:pos="2674"/>
+        </w:tabs>
         <w:rPr>
           <w:sz w:val="24"/>
         </w:rPr>
@@ -10842,16 +10999,19 @@
     </w:p>
     <w:p>
       <w:pPr>
-        <w:rPr>
-          <w:sz w:val="24"/>
-        </w:rPr>
-      </w:pPr>
-      <w:r>
-        <w:rPr>
-          <w:rFonts w:hint="eastAsia"/>
-          <w:sz w:val="24"/>
-        </w:rPr>
-        <w:t>原来，这就是为什么你之前说，祂们似乎都认识你</w:t>
+        <w:tabs>
+          <w:tab w:val="left" w:pos="2674"/>
+        </w:tabs>
+        <w:rPr>
+          <w:sz w:val="24"/>
+        </w:rPr>
+      </w:pPr>
+      <w:r>
+        <w:rPr>
+          <w:rFonts w:hint="eastAsia"/>
+          <w:sz w:val="24"/>
+        </w:rPr>
+        <w:t>原来如此</w:t>
       </w:r>
       <w:r>
         <w:rPr>
@@ -10859,12 +11019,198 @@
         </w:rPr>
         <w:t>...</w:t>
       </w:r>
-    </w:p>
-    <w:p>
-      <w:pPr>
-        <w:rPr>
-          <w:b/>
-          <w:bCs/>
+      <w:r>
+        <w:rPr>
+          <w:rFonts w:hint="eastAsia"/>
+          <w:sz w:val="24"/>
+        </w:rPr>
+        <w:t>原来死海文书中的救世主，乃是纯净使徒</w:t>
+      </w:r>
+      <w:r>
+        <w:rPr>
+          <w:sz w:val="24"/>
+        </w:rPr>
+        <w:t>...</w:t>
+      </w:r>
+      <w:r>
+        <w:rPr>
+          <w:rFonts w:hint="eastAsia"/>
+          <w:sz w:val="24"/>
+        </w:rPr>
+        <w:t>唯有纯净能扫去一切黑暗</w:t>
+      </w:r>
+      <w:r>
+        <w:rPr>
+          <w:sz w:val="24"/>
+        </w:rPr>
+        <w:t>...</w:t>
+      </w:r>
+    </w:p>
+    <w:p>
+      <w:pPr>
+        <w:tabs>
+          <w:tab w:val="left" w:pos="2674"/>
+        </w:tabs>
+        <w:rPr>
+          <w:rFonts w:hint="default" w:eastAsiaTheme="minorEastAsia"/>
+          <w:sz w:val="24"/>
+          <w:lang w:val="en-US" w:eastAsia="zh-CN"/>
+        </w:rPr>
+      </w:pPr>
+      <w:r>
+        <w:rPr>
+          <w:rFonts w:hint="eastAsia"/>
+          <w:sz w:val="24"/>
+          <w:lang w:val="en-US" w:eastAsia="zh-CN"/>
+        </w:rPr>
+        <w:t>-继续</w:t>
+      </w:r>
+    </w:p>
+    <w:p>
+      <w:pPr>
+        <w:tabs>
+          <w:tab w:val="left" w:pos="2674"/>
+        </w:tabs>
+        <w:rPr>
+          <w:rFonts w:hint="eastAsia"/>
+          <w:sz w:val="24"/>
+        </w:rPr>
+      </w:pPr>
+      <w:r>
+        <w:rPr>
+          <w:rFonts w:hint="eastAsia"/>
+          <w:sz w:val="24"/>
+        </w:rPr>
+        <w:t>难怪吾总觉得，阁下与我们有着同样的气息，且能穿行于三界。</w:t>
+      </w:r>
+    </w:p>
+    <w:p>
+      <w:pPr>
+        <w:tabs>
+          <w:tab w:val="left" w:pos="2674"/>
+        </w:tabs>
+        <w:rPr>
+          <w:rFonts w:hint="default" w:eastAsiaTheme="minorEastAsia"/>
+          <w:sz w:val="24"/>
+          <w:lang w:val="en-US" w:eastAsia="zh-CN"/>
+        </w:rPr>
+      </w:pPr>
+      <w:r>
+        <w:rPr>
+          <w:rFonts w:hint="eastAsia"/>
+          <w:sz w:val="24"/>
+          <w:lang w:val="en-US" w:eastAsia="zh-CN"/>
+        </w:rPr>
+        <w:t>-继续</w:t>
+      </w:r>
+    </w:p>
+    <w:p>
+      <w:pPr>
+        <w:tabs>
+          <w:tab w:val="left" w:pos="2674"/>
+        </w:tabs>
+        <w:rPr>
+          <w:sz w:val="24"/>
+        </w:rPr>
+      </w:pPr>
+      <w:r>
+        <w:rPr>
+          <w:rFonts w:hint="eastAsia"/>
+          <w:sz w:val="24"/>
+        </w:rPr>
+        <w:t>咳，眼下就差最后一步</w:t>
+      </w:r>
+      <w:r>
+        <w:rPr>
+          <w:sz w:val="24"/>
+        </w:rPr>
+        <w:t>...</w:t>
+      </w:r>
+      <w:r>
+        <w:rPr>
+          <w:rFonts w:hint="eastAsia"/>
+          <w:sz w:val="24"/>
+        </w:rPr>
+        <w:t>就可以启动仪式了</w:t>
+      </w:r>
+      <w:r>
+        <w:rPr>
+          <w:sz w:val="24"/>
+        </w:rPr>
+        <w:t>...</w:t>
+      </w:r>
+      <w:r>
+        <w:rPr>
+          <w:rFonts w:hint="eastAsia"/>
+          <w:sz w:val="24"/>
+        </w:rPr>
+        <w:t>虚无使徒的神之眼，就在终界</w:t>
+      </w:r>
+      <w:r>
+        <w:rPr>
+          <w:sz w:val="24"/>
+        </w:rPr>
+        <w:t>...</w:t>
+      </w:r>
+      <w:r>
+        <w:rPr>
+          <w:rFonts w:hint="eastAsia"/>
+          <w:sz w:val="24"/>
+        </w:rPr>
+        <w:t>我已无力为共鸣石充能，还请阁下寻找要塞，前往终界</w:t>
+      </w:r>
+      <w:r>
+        <w:rPr>
+          <w:sz w:val="24"/>
+        </w:rPr>
+        <w:t>...</w:t>
+      </w:r>
+    </w:p>
+    <w:p>
+      <w:pPr>
+        <w:tabs>
+          <w:tab w:val="left" w:pos="2674"/>
+        </w:tabs>
+        <w:rPr>
+          <w:sz w:val="24"/>
+        </w:rPr>
+      </w:pPr>
+    </w:p>
+    <w:p>
+      <w:pPr>
+        <w:tabs>
+          <w:tab w:val="left" w:pos="2674"/>
+        </w:tabs>
+        <w:rPr>
+          <w:sz w:val="24"/>
+          <w:highlight w:val="yellow"/>
+        </w:rPr>
+      </w:pPr>
+      <w:r>
+        <w:rPr>
+          <w:rFonts w:hint="eastAsia"/>
+          <w:sz w:val="24"/>
+          <w:highlight w:val="yellow"/>
+        </w:rPr>
+        <w:t>标题：末地之门已解锁</w:t>
+      </w:r>
+    </w:p>
+    <w:p>
+      <w:pPr>
+        <w:tabs>
+          <w:tab w:val="left" w:pos="2674"/>
+        </w:tabs>
+        <w:rPr>
+          <w:sz w:val="24"/>
+        </w:rPr>
+      </w:pPr>
+    </w:p>
+    <w:p>
+      <w:pPr>
+        <w:tabs>
+          <w:tab w:val="left" w:pos="2674"/>
+        </w:tabs>
+        <w:rPr>
           <w:color w:val="EE822F" w:themeColor="accent2"/>
           <w:sz w:val="24"/>
           <w14:textFill>
@@ -10874,512 +11220,9 @@
           </w14:textFill>
         </w:rPr>
       </w:pPr>
-    </w:p>
-    <w:p>
-      <w:pPr>
-        <w:tabs>
-          <w:tab w:val="left" w:pos="2674"/>
-        </w:tabs>
-        <w:rPr>
-          <w:sz w:val="24"/>
-        </w:rPr>
-      </w:pPr>
-      <w:r>
-        <w:rPr>
-          <w:rFonts w:hint="eastAsia"/>
-          <w:b/>
-          <w:bCs/>
-          <w:sz w:val="24"/>
-        </w:rPr>
-        <w:t>曦轮：</w:t>
-      </w:r>
-      <w:r>
-        <w:rPr>
-          <w:rFonts w:hint="eastAsia"/>
-          <w:sz w:val="24"/>
-        </w:rPr>
-        <w:tab/>
-      </w:r>
-    </w:p>
-    <w:p>
-      <w:pPr>
-        <w:tabs>
-          <w:tab w:val="left" w:pos="2674"/>
-        </w:tabs>
-        <w:rPr>
-          <w:sz w:val="24"/>
-        </w:rPr>
-      </w:pPr>
-      <w:r>
-        <w:rPr>
-          <w:rFonts w:hint="eastAsia"/>
-          <w:sz w:val="24"/>
-        </w:rPr>
-        <w:t>咳咳，阁下，你来了，咳咳</w:t>
-      </w:r>
-      <w:r>
-        <w:rPr>
-          <w:sz w:val="24"/>
-        </w:rPr>
-        <w:t>...</w:t>
-      </w:r>
-      <w:r>
-        <w:rPr>
-          <w:rFonts w:hint="eastAsia"/>
-          <w:sz w:val="24"/>
-        </w:rPr>
-        <w:t>天空之眼的寻找还顺利吗</w:t>
-      </w:r>
-    </w:p>
-    <w:p>
-      <w:pPr>
-        <w:tabs>
-          <w:tab w:val="left" w:pos="2674"/>
-        </w:tabs>
-        <w:rPr>
-          <w:sz w:val="24"/>
-        </w:rPr>
-      </w:pPr>
-    </w:p>
-    <w:p>
-      <w:pPr>
-        <w:tabs>
-          <w:tab w:val="left" w:pos="2674"/>
-        </w:tabs>
-        <w:rPr>
-          <w:b/>
-          <w:bCs/>
-          <w:sz w:val="24"/>
-          <w:highlight w:val="yellow"/>
-        </w:rPr>
-      </w:pPr>
-      <w:r>
-        <w:rPr>
-          <w:rFonts w:hint="eastAsia"/>
-          <w:b/>
-          <w:bCs/>
-          <w:sz w:val="24"/>
-          <w:highlight w:val="yellow"/>
-        </w:rPr>
-        <w:t>知情：</w:t>
-      </w:r>
-    </w:p>
-    <w:p>
-      <w:pPr>
-        <w:tabs>
-          <w:tab w:val="left" w:pos="2674"/>
-        </w:tabs>
-        <w:rPr>
-          <w:sz w:val="24"/>
-        </w:rPr>
-      </w:pPr>
-      <w:r>
-        <w:rPr>
-          <w:rFonts w:hint="eastAsia"/>
-          <w:sz w:val="24"/>
-        </w:rPr>
-        <w:t>-曦轮</w:t>
-      </w:r>
-    </w:p>
-    <w:p>
-      <w:pPr>
-        <w:tabs>
-          <w:tab w:val="left" w:pos="2674"/>
-        </w:tabs>
-        <w:rPr>
-          <w:sz w:val="24"/>
-        </w:rPr>
-      </w:pPr>
-      <w:r>
-        <w:rPr>
-          <w:rFonts w:hint="eastAsia"/>
-          <w:sz w:val="24"/>
-        </w:rPr>
-        <w:t>-我已知晓我是谁</w:t>
-      </w:r>
-    </w:p>
-    <w:p>
-      <w:pPr>
-        <w:tabs>
-          <w:tab w:val="left" w:pos="2674"/>
-        </w:tabs>
-        <w:rPr>
-          <w:sz w:val="24"/>
-        </w:rPr>
-      </w:pPr>
-      <w:r>
-        <w:rPr>
-          <w:sz w:val="24"/>
-        </w:rPr>
-        <w:t>...</w:t>
-      </w:r>
-      <w:r>
-        <w:rPr>
-          <w:rFonts w:hint="eastAsia"/>
-          <w:sz w:val="24"/>
-        </w:rPr>
-        <w:t>（将天域发生的事告诉曦轮）</w:t>
-      </w:r>
-    </w:p>
-    <w:p>
-      <w:pPr>
-        <w:tabs>
-          <w:tab w:val="left" w:pos="2674"/>
-        </w:tabs>
-        <w:rPr>
-          <w:sz w:val="24"/>
-        </w:rPr>
-      </w:pPr>
-      <w:r>
-        <w:rPr>
-          <w:sz w:val="24"/>
-        </w:rPr>
-        <w:t>-...</w:t>
-      </w:r>
-    </w:p>
-    <w:p>
-      <w:pPr>
-        <w:tabs>
-          <w:tab w:val="left" w:pos="2674"/>
-        </w:tabs>
-        <w:rPr>
-          <w:sz w:val="24"/>
-        </w:rPr>
-      </w:pPr>
-      <w:r>
-        <w:rPr>
-          <w:rFonts w:hint="eastAsia"/>
-          <w:sz w:val="24"/>
-        </w:rPr>
-        <w:t>原来如此</w:t>
-      </w:r>
-      <w:r>
-        <w:rPr>
-          <w:sz w:val="24"/>
-        </w:rPr>
-        <w:t>...</w:t>
-      </w:r>
-      <w:r>
-        <w:rPr>
-          <w:rFonts w:hint="eastAsia"/>
-          <w:sz w:val="24"/>
-        </w:rPr>
-        <w:t>原来死海文书中的救世主，乃是纯净使徒</w:t>
-      </w:r>
-      <w:r>
-        <w:rPr>
-          <w:sz w:val="24"/>
-        </w:rPr>
-        <w:t>...</w:t>
-      </w:r>
-      <w:r>
-        <w:rPr>
-          <w:rFonts w:hint="eastAsia"/>
-          <w:sz w:val="24"/>
-        </w:rPr>
-        <w:t>唯有纯净能扫去一切黑暗</w:t>
-      </w:r>
-      <w:r>
-        <w:rPr>
-          <w:sz w:val="24"/>
-        </w:rPr>
-        <w:t>...</w:t>
-      </w:r>
-    </w:p>
-    <w:p>
-      <w:pPr>
-        <w:tabs>
-          <w:tab w:val="left" w:pos="2674"/>
-        </w:tabs>
-        <w:rPr>
-          <w:rFonts w:hint="default" w:eastAsiaTheme="minorEastAsia"/>
-          <w:sz w:val="24"/>
-          <w:lang w:val="en-US" w:eastAsia="zh-CN"/>
-        </w:rPr>
-      </w:pPr>
-      <w:r>
-        <w:rPr>
-          <w:rFonts w:hint="eastAsia"/>
-          <w:sz w:val="24"/>
-          <w:lang w:val="en-US" w:eastAsia="zh-CN"/>
-        </w:rPr>
-        <w:t>-继续</w:t>
-      </w:r>
-    </w:p>
-    <w:p>
-      <w:pPr>
-        <w:tabs>
-          <w:tab w:val="left" w:pos="2674"/>
-        </w:tabs>
-        <w:rPr>
-          <w:rFonts w:hint="eastAsia"/>
-          <w:sz w:val="24"/>
-        </w:rPr>
-      </w:pPr>
-      <w:r>
-        <w:rPr>
-          <w:rFonts w:hint="eastAsia"/>
-          <w:sz w:val="24"/>
-        </w:rPr>
-        <w:t>难怪吾总觉得，阁下与我们有着同样的气息，且能穿行于三界。</w:t>
-      </w:r>
-    </w:p>
-    <w:p>
-      <w:pPr>
-        <w:tabs>
-          <w:tab w:val="left" w:pos="2674"/>
-        </w:tabs>
-        <w:rPr>
-          <w:rFonts w:hint="default" w:eastAsiaTheme="minorEastAsia"/>
-          <w:sz w:val="24"/>
-          <w:lang w:val="en-US" w:eastAsia="zh-CN"/>
-        </w:rPr>
-      </w:pPr>
-      <w:r>
-        <w:rPr>
-          <w:rFonts w:hint="eastAsia"/>
-          <w:sz w:val="24"/>
-          <w:lang w:val="en-US" w:eastAsia="zh-CN"/>
-        </w:rPr>
-        <w:t>-继续</w:t>
-      </w:r>
-    </w:p>
-    <w:p>
-      <w:pPr>
-        <w:tabs>
-          <w:tab w:val="left" w:pos="2674"/>
-        </w:tabs>
-        <w:rPr>
-          <w:sz w:val="24"/>
-        </w:rPr>
-      </w:pPr>
-      <w:r>
-        <w:rPr>
-          <w:rFonts w:hint="eastAsia"/>
-          <w:sz w:val="24"/>
-        </w:rPr>
-        <w:t>咳，眼下就差最后一步</w:t>
-      </w:r>
-      <w:r>
-        <w:rPr>
-          <w:sz w:val="24"/>
-        </w:rPr>
-        <w:t>...</w:t>
-      </w:r>
-      <w:r>
-        <w:rPr>
-          <w:rFonts w:hint="eastAsia"/>
-          <w:sz w:val="24"/>
-        </w:rPr>
-        <w:t>就可以启动仪式了</w:t>
-      </w:r>
-      <w:r>
-        <w:rPr>
-          <w:sz w:val="24"/>
-        </w:rPr>
-        <w:t>...</w:t>
-      </w:r>
-      <w:r>
-        <w:rPr>
-          <w:rFonts w:hint="eastAsia"/>
-          <w:sz w:val="24"/>
-        </w:rPr>
-        <w:t>虚无使徒的神之眼，就在终界</w:t>
-      </w:r>
-      <w:r>
-        <w:rPr>
-          <w:sz w:val="24"/>
-        </w:rPr>
-        <w:t>...</w:t>
-      </w:r>
-      <w:r>
-        <w:rPr>
-          <w:rFonts w:hint="eastAsia"/>
-          <w:sz w:val="24"/>
-        </w:rPr>
-        <w:t>我已无力为共鸣石充能，还请阁下寻找要塞，前往终界</w:t>
-      </w:r>
-      <w:r>
-        <w:rPr>
-          <w:sz w:val="24"/>
-        </w:rPr>
-        <w:t>...</w:t>
-      </w:r>
-    </w:p>
-    <w:p>
-      <w:pPr>
-        <w:tabs>
-          <w:tab w:val="left" w:pos="2674"/>
-        </w:tabs>
-        <w:rPr>
-          <w:sz w:val="24"/>
-        </w:rPr>
-      </w:pPr>
-    </w:p>
-    <w:p>
-      <w:pPr>
-        <w:tabs>
-          <w:tab w:val="left" w:pos="2674"/>
-        </w:tabs>
-        <w:rPr>
-          <w:b/>
-          <w:bCs/>
-          <w:sz w:val="24"/>
-          <w:highlight w:val="yellow"/>
-        </w:rPr>
-      </w:pPr>
-      <w:r>
-        <w:rPr>
-          <w:rFonts w:hint="eastAsia"/>
-          <w:b/>
-          <w:bCs/>
-          <w:sz w:val="24"/>
-          <w:highlight w:val="yellow"/>
-        </w:rPr>
-        <w:t>不知情：</w:t>
-      </w:r>
-    </w:p>
-    <w:p>
-      <w:pPr>
-        <w:tabs>
-          <w:tab w:val="left" w:pos="2674"/>
-        </w:tabs>
-        <w:rPr>
-          <w:sz w:val="24"/>
-        </w:rPr>
-      </w:pPr>
-      <w:r>
-        <w:rPr>
-          <w:rFonts w:hint="eastAsia"/>
-          <w:sz w:val="24"/>
-        </w:rPr>
-        <w:t>-你的情况更糟了</w:t>
-      </w:r>
-    </w:p>
-    <w:p>
-      <w:pPr>
-        <w:tabs>
-          <w:tab w:val="left" w:pos="2674"/>
-        </w:tabs>
-        <w:rPr>
-          <w:sz w:val="24"/>
-        </w:rPr>
-      </w:pPr>
-      <w:r>
-        <w:rPr>
-          <w:rFonts w:hint="eastAsia"/>
-          <w:sz w:val="24"/>
-        </w:rPr>
-        <w:t>阁下，我不要紧，眼下就差最后一步</w:t>
-      </w:r>
-      <w:r>
-        <w:rPr>
-          <w:sz w:val="24"/>
-        </w:rPr>
-        <w:t>...</w:t>
-      </w:r>
-      <w:r>
-        <w:rPr>
-          <w:rFonts w:hint="eastAsia"/>
-          <w:sz w:val="24"/>
-        </w:rPr>
-        <w:t>就可以启动仪式了</w:t>
-      </w:r>
-      <w:r>
-        <w:rPr>
-          <w:sz w:val="24"/>
-        </w:rPr>
-        <w:t>...</w:t>
-      </w:r>
-      <w:r>
-        <w:rPr>
-          <w:rFonts w:hint="eastAsia"/>
-          <w:sz w:val="24"/>
-        </w:rPr>
-        <w:t>虚无使徒的神之眼，就在终界</w:t>
-      </w:r>
-      <w:r>
-        <w:rPr>
-          <w:sz w:val="24"/>
-        </w:rPr>
-        <w:t>...</w:t>
-      </w:r>
-      <w:r>
-        <w:rPr>
-          <w:rFonts w:hint="eastAsia"/>
-          <w:sz w:val="24"/>
-        </w:rPr>
-        <w:t>我已无力为共鸣石充能，还请阁下寻找要塞，前往终界</w:t>
-      </w:r>
-      <w:r>
-        <w:rPr>
-          <w:sz w:val="24"/>
-        </w:rPr>
-        <w:t>...</w:t>
-      </w:r>
-    </w:p>
-    <w:p>
-      <w:pPr>
-        <w:tabs>
-          <w:tab w:val="left" w:pos="2674"/>
-        </w:tabs>
-        <w:rPr>
-          <w:sz w:val="24"/>
-        </w:rPr>
-      </w:pPr>
-      <w:r>
-        <w:rPr>
-          <w:rFonts w:hint="eastAsia"/>
-          <w:sz w:val="24"/>
-        </w:rPr>
-        <w:t>-好好休息，曦轮</w:t>
-      </w:r>
-    </w:p>
-    <w:p>
-      <w:pPr>
-        <w:tabs>
-          <w:tab w:val="left" w:pos="2674"/>
-        </w:tabs>
-        <w:rPr>
-          <w:sz w:val="24"/>
-        </w:rPr>
-      </w:pPr>
-    </w:p>
-    <w:p>
-      <w:pPr>
-        <w:tabs>
-          <w:tab w:val="left" w:pos="2674"/>
-        </w:tabs>
-        <w:rPr>
-          <w:sz w:val="24"/>
-          <w:highlight w:val="yellow"/>
-        </w:rPr>
-      </w:pPr>
-      <w:r>
-        <w:rPr>
-          <w:rFonts w:hint="eastAsia"/>
-          <w:sz w:val="24"/>
-          <w:highlight w:val="yellow"/>
-        </w:rPr>
-        <w:t>标题：末地之门已解锁</w:t>
-      </w:r>
-    </w:p>
-    <w:p>
-      <w:pPr>
-        <w:tabs>
-          <w:tab w:val="left" w:pos="2674"/>
-        </w:tabs>
-        <w:rPr>
-          <w:sz w:val="24"/>
-        </w:rPr>
-      </w:pPr>
-    </w:p>
-    <w:p>
-      <w:pPr>
-        <w:tabs>
-          <w:tab w:val="left" w:pos="2674"/>
-        </w:tabs>
-        <w:rPr>
+      <w:r>
+        <w:rPr>
+          <w:rFonts w:hint="eastAsia"/>
           <w:color w:val="EE822F" w:themeColor="accent2"/>
           <w:sz w:val="24"/>
           <w14:textFill>
@@ -11388,10 +11231,15 @@
             </w14:solidFill>
           </w14:textFill>
         </w:rPr>
-      </w:pPr>
-      <w:r>
-        <w:rPr>
-          <w:rFonts w:hint="eastAsia"/>
+        <w:t>任务：前往终界</w:t>
+      </w:r>
+    </w:p>
+    <w:p>
+      <w:pPr>
+        <w:tabs>
+          <w:tab w:val="left" w:pos="2674"/>
+        </w:tabs>
+        <w:rPr>
           <w:color w:val="EE822F" w:themeColor="accent2"/>
           <w:sz w:val="24"/>
           <w14:textFill>
@@ -11400,15 +11248,10 @@
             </w14:solidFill>
           </w14:textFill>
         </w:rPr>
-        <w:t>任务：前往终界</w:t>
-      </w:r>
-    </w:p>
-    <w:p>
-      <w:pPr>
-        <w:tabs>
-          <w:tab w:val="left" w:pos="2674"/>
-        </w:tabs>
-        <w:rPr>
+      </w:pPr>
+      <w:r>
+        <w:rPr>
+          <w:rFonts w:hint="eastAsia"/>
           <w:color w:val="EE822F" w:themeColor="accent2"/>
           <w:sz w:val="24"/>
           <w14:textFill>
@@ -11417,10 +11260,14 @@
             </w14:solidFill>
           </w14:textFill>
         </w:rPr>
-      </w:pPr>
-      <w:r>
-        <w:rPr>
-          <w:rFonts w:hint="eastAsia"/>
+        <w:t>进入后：任务：获得虚空之眼</w:t>
+      </w:r>
+    </w:p>
+    <w:p>
+      <w:pPr>
+        <w:rPr>
+          <w:b/>
+          <w:bCs/>
           <w:color w:val="EE822F" w:themeColor="accent2"/>
           <w:sz w:val="24"/>
           <w14:textFill>
@@ -11429,14 +11276,306 @@
             </w14:solidFill>
           </w14:textFill>
         </w:rPr>
-        <w:t>进入后：任务：获得虚空之眼</w:t>
-      </w:r>
-    </w:p>
-    <w:p>
-      <w:pPr>
-        <w:rPr>
-          <w:b/>
-          <w:bCs/>
+      </w:pPr>
+    </w:p>
+    <w:p>
+      <w:pPr>
+        <w:rPr>
+          <w:sz w:val="24"/>
+        </w:rPr>
+      </w:pPr>
+    </w:p>
+    <w:p>
+      <w:pPr>
+        <w:rPr>
+          <w:b/>
+          <w:bCs/>
+          <w:sz w:val="24"/>
+        </w:rPr>
+      </w:pPr>
+      <w:r>
+        <w:rPr>
+          <w:rFonts w:hint="eastAsia"/>
+          <w:b/>
+          <w:bCs/>
+          <w:sz w:val="24"/>
+        </w:rPr>
+        <w:t>击杀末影龙后生成末地傀儡（末影龙血拉很低，走个过场）</w:t>
+      </w:r>
+    </w:p>
+    <w:p>
+      <w:pPr>
+        <w:rPr>
+          <w:b/>
+          <w:bCs/>
+          <w:sz w:val="24"/>
+        </w:rPr>
+      </w:pPr>
+      <w:r>
+        <w:rPr>
+          <w:rFonts w:hint="eastAsia"/>
+          <w:b/>
+          <w:bCs/>
+          <w:sz w:val="24"/>
+        </w:rPr>
+        <w:t>末地傀儡：</w:t>
+      </w:r>
+    </w:p>
+    <w:p>
+      <w:pPr>
+        <w:rPr>
+          <w:sz w:val="24"/>
+        </w:rPr>
+      </w:pPr>
+      <w:r>
+        <w:rPr>
+          <w:rFonts w:hint="eastAsia"/>
+          <w:sz w:val="24"/>
+        </w:rPr>
+        <w:t>初次生成时：Purus Absolutus，好久不见！</w:t>
+      </w:r>
+    </w:p>
+    <w:p>
+      <w:pPr>
+        <w:rPr>
+          <w:sz w:val="24"/>
+          <w:highlight w:val="yellow"/>
+        </w:rPr>
+      </w:pPr>
+      <w:r>
+        <w:rPr>
+          <w:rFonts w:hint="eastAsia"/>
+          <w:sz w:val="24"/>
+        </w:rPr>
+        <w:t>死亡时：往日种种，你当真不记得了吗？</w:t>
+      </w:r>
+      <w:r>
+        <w:rPr>
+          <w:rFonts w:hint="eastAsia"/>
+          <w:sz w:val="24"/>
+          <w:highlight w:val="yellow"/>
+        </w:rPr>
+        <w:t>（替换新实体，跪地。若此时新召唤末影龙，则清理本实体）</w:t>
+      </w:r>
+    </w:p>
+    <w:p>
+      <w:pPr>
+        <w:rPr>
+          <w:sz w:val="24"/>
+        </w:rPr>
+      </w:pPr>
+    </w:p>
+    <w:p>
+      <w:pPr>
+        <w:rPr>
+          <w:b/>
+          <w:bCs/>
+          <w:sz w:val="24"/>
+        </w:rPr>
+      </w:pPr>
+      <w:r>
+        <w:rPr>
+          <w:rFonts w:hint="eastAsia"/>
+          <w:b/>
+          <w:bCs/>
+          <w:sz w:val="24"/>
+        </w:rPr>
+        <w:t>末地傀儡：</w:t>
+      </w:r>
+    </w:p>
+    <w:p>
+      <w:pPr>
+        <w:rPr>
+          <w:sz w:val="24"/>
+        </w:rPr>
+      </w:pPr>
+      <w:r>
+        <w:rPr>
+          <w:rFonts w:hint="eastAsia"/>
+          <w:sz w:val="24"/>
+        </w:rPr>
+        <w:t>单膝跪地时右键可对话：</w:t>
+      </w:r>
+    </w:p>
+    <w:p>
+      <w:pPr>
+        <w:rPr>
+          <w:sz w:val="24"/>
+        </w:rPr>
+      </w:pPr>
+      <w:r>
+        <w:rPr>
+          <w:rFonts w:hint="eastAsia"/>
+          <w:sz w:val="24"/>
+        </w:rPr>
+        <w:t>往日种种，你当真不记得了吗？</w:t>
+      </w:r>
+    </w:p>
+    <w:p>
+      <w:pPr>
+        <w:rPr>
+          <w:color w:val="FF0000"/>
+          <w:sz w:val="24"/>
+        </w:rPr>
+      </w:pPr>
+      <w:r>
+        <w:rPr>
+          <w:rFonts w:hint="eastAsia"/>
+          <w:color w:val="FF0000"/>
+          <w:sz w:val="24"/>
+        </w:rPr>
+        <w:t>-处决（播放处决动画，随后直接掉落）</w:t>
+      </w:r>
+    </w:p>
+    <w:p>
+      <w:pPr>
+        <w:rPr>
+          <w:sz w:val="24"/>
+        </w:rPr>
+      </w:pPr>
+      <w:r>
+        <w:rPr>
+          <w:rFonts w:hint="eastAsia"/>
+          <w:sz w:val="24"/>
+        </w:rPr>
+        <w:t>-往日种种</w:t>
+      </w:r>
+      <w:r>
+        <w:rPr>
+          <w:sz w:val="24"/>
+        </w:rPr>
+        <w:t>...</w:t>
+      </w:r>
+    </w:p>
+    <w:p>
+      <w:pPr>
+        <w:rPr>
+          <w:sz w:val="24"/>
+        </w:rPr>
+      </w:pPr>
+      <w:r>
+        <w:rPr>
+          <w:rFonts w:hint="eastAsia"/>
+          <w:sz w:val="24"/>
+        </w:rPr>
+        <w:t>-你说的可是往日</w:t>
+      </w:r>
+      <w:r>
+        <w:rPr>
+          <w:sz w:val="24"/>
+        </w:rPr>
+        <w:t>...</w:t>
+      </w:r>
+    </w:p>
+    <w:p>
+      <w:pPr>
+        <w:rPr>
+          <w:sz w:val="24"/>
+        </w:rPr>
+      </w:pPr>
+      <w:r>
+        <w:rPr>
+          <w:rFonts w:hint="eastAsia"/>
+          <w:sz w:val="24"/>
+        </w:rPr>
+        <w:t>吾将神性铸成末影龙，才避免了黑潮之侵蚀，虽然吾之神躯早已成为腐朽的傀儡</w:t>
+      </w:r>
+      <w:r>
+        <w:rPr>
+          <w:sz w:val="24"/>
+        </w:rPr>
+        <w:t>...</w:t>
+      </w:r>
+    </w:p>
+    <w:p>
+      <w:pPr>
+        <w:rPr>
+          <w:rFonts w:hint="eastAsia"/>
+          <w:sz w:val="24"/>
+        </w:rPr>
+      </w:pPr>
+      <w:r>
+        <w:rPr>
+          <w:rFonts w:hint="eastAsia"/>
+          <w:sz w:val="24"/>
+          <w:lang w:val="en-US" w:eastAsia="zh-CN"/>
+        </w:rPr>
+        <w:t>-继续</w:t>
+      </w:r>
+    </w:p>
+    <w:p>
+      <w:pPr>
+        <w:rPr>
+          <w:rFonts w:hint="eastAsia"/>
+          <w:sz w:val="24"/>
+        </w:rPr>
+      </w:pPr>
+      <w:r>
+        <w:rPr>
+          <w:rFonts w:hint="eastAsia"/>
+          <w:sz w:val="24"/>
+        </w:rPr>
+        <w:t>方才你释放吾之神躯之时，我便取回了自己的部分力量。Purus，这把兵刃乃是当初你以净化之力炼成。</w:t>
+      </w:r>
+    </w:p>
+    <w:p>
+      <w:pPr>
+        <w:rPr>
+          <w:rFonts w:hint="default" w:eastAsiaTheme="minorEastAsia"/>
+          <w:sz w:val="24"/>
+          <w:lang w:val="en-US" w:eastAsia="zh-CN"/>
+        </w:rPr>
+      </w:pPr>
+      <w:r>
+        <w:rPr>
+          <w:rFonts w:hint="eastAsia"/>
+          <w:sz w:val="24"/>
+          <w:lang w:val="en-US" w:eastAsia="zh-CN"/>
+        </w:rPr>
+        <w:t>-继续</w:t>
+      </w:r>
+    </w:p>
+    <w:p>
+      <w:pPr>
+        <w:rPr>
+          <w:sz w:val="24"/>
+        </w:rPr>
+      </w:pPr>
+      <w:r>
+        <w:rPr>
+          <w:rFonts w:hint="eastAsia"/>
+          <w:sz w:val="24"/>
+        </w:rPr>
+        <w:t>可惜黑潮侵蚀，仅剩残胚。拿去吧，愿它能助你扫荡最后的黑潮！</w:t>
+      </w:r>
+    </w:p>
+    <w:p>
+      <w:pPr>
+        <w:rPr>
+          <w:rFonts w:hint="default"/>
+          <w:sz w:val="24"/>
+          <w:lang w:val="en-US"/>
+        </w:rPr>
+      </w:pPr>
+      <w:r>
+        <w:rPr>
+          <w:rFonts w:hint="eastAsia"/>
+          <w:sz w:val="24"/>
+        </w:rPr>
+        <w:t>-</w:t>
+      </w:r>
+      <w:r>
+        <w:rPr>
+          <w:rFonts w:hint="default"/>
+          <w:sz w:val="24"/>
+          <w:lang w:val="en-US"/>
+        </w:rPr>
+        <w:t>...</w:t>
+      </w:r>
+    </w:p>
+    <w:p>
+      <w:pPr>
+        <w:rPr>
           <w:color w:val="EE822F" w:themeColor="accent2"/>
           <w:sz w:val="24"/>
           <w14:textFill>
@@ -11446,305 +11585,9 @@
           </w14:textFill>
         </w:rPr>
       </w:pPr>
-    </w:p>
-    <w:p>
-      <w:pPr>
-        <w:rPr>
-          <w:sz w:val="24"/>
-        </w:rPr>
-      </w:pPr>
-    </w:p>
-    <w:p>
-      <w:pPr>
-        <w:rPr>
-          <w:b/>
-          <w:bCs/>
-          <w:sz w:val="24"/>
-        </w:rPr>
-      </w:pPr>
-      <w:r>
-        <w:rPr>
-          <w:rFonts w:hint="eastAsia"/>
-          <w:b/>
-          <w:bCs/>
-          <w:sz w:val="24"/>
-        </w:rPr>
-        <w:t>击杀末影龙后生成末地傀儡（末影龙血拉很低，走个过场）</w:t>
-      </w:r>
-    </w:p>
-    <w:p>
-      <w:pPr>
-        <w:rPr>
-          <w:b/>
-          <w:bCs/>
-          <w:sz w:val="24"/>
-        </w:rPr>
-      </w:pPr>
-      <w:r>
-        <w:rPr>
-          <w:rFonts w:hint="eastAsia"/>
-          <w:b/>
-          <w:bCs/>
-          <w:sz w:val="24"/>
-        </w:rPr>
-        <w:t>末地傀儡：</w:t>
-      </w:r>
-    </w:p>
-    <w:p>
-      <w:pPr>
-        <w:rPr>
-          <w:sz w:val="24"/>
-        </w:rPr>
-      </w:pPr>
-      <w:r>
-        <w:rPr>
-          <w:rFonts w:hint="eastAsia"/>
-          <w:sz w:val="24"/>
-        </w:rPr>
-        <w:t>初次生成时：Purus Absolutus，好久不见！</w:t>
-      </w:r>
-    </w:p>
-    <w:p>
-      <w:pPr>
-        <w:rPr>
-          <w:sz w:val="24"/>
-          <w:highlight w:val="yellow"/>
-        </w:rPr>
-      </w:pPr>
-      <w:r>
-        <w:rPr>
-          <w:rFonts w:hint="eastAsia"/>
-          <w:sz w:val="24"/>
-        </w:rPr>
-        <w:t>死亡时：往日种种，你当真不记得了吗？</w:t>
-      </w:r>
-      <w:r>
-        <w:rPr>
-          <w:rFonts w:hint="eastAsia"/>
-          <w:sz w:val="24"/>
-          <w:highlight w:val="yellow"/>
-        </w:rPr>
-        <w:t>（替换新实体，跪地。若此时新召唤末影龙，则清理本实体）</w:t>
-      </w:r>
-    </w:p>
-    <w:p>
-      <w:pPr>
-        <w:rPr>
-          <w:sz w:val="24"/>
-        </w:rPr>
-      </w:pPr>
-    </w:p>
-    <w:p>
-      <w:pPr>
-        <w:rPr>
-          <w:b/>
-          <w:bCs/>
-          <w:sz w:val="24"/>
-        </w:rPr>
-      </w:pPr>
-      <w:r>
-        <w:rPr>
-          <w:rFonts w:hint="eastAsia"/>
-          <w:b/>
-          <w:bCs/>
-          <w:sz w:val="24"/>
-        </w:rPr>
-        <w:t>末地傀儡：</w:t>
-      </w:r>
-    </w:p>
-    <w:p>
-      <w:pPr>
-        <w:rPr>
-          <w:sz w:val="24"/>
-        </w:rPr>
-      </w:pPr>
-      <w:r>
-        <w:rPr>
-          <w:rFonts w:hint="eastAsia"/>
-          <w:sz w:val="24"/>
-        </w:rPr>
-        <w:t>单膝跪地时右键可对话：</w:t>
-      </w:r>
-    </w:p>
-    <w:p>
-      <w:pPr>
-        <w:rPr>
-          <w:sz w:val="24"/>
-        </w:rPr>
-      </w:pPr>
-      <w:r>
-        <w:rPr>
-          <w:rFonts w:hint="eastAsia"/>
-          <w:sz w:val="24"/>
-        </w:rPr>
-        <w:t>往日种种，你当真不记得了吗？</w:t>
-      </w:r>
-    </w:p>
-    <w:p>
-      <w:pPr>
-        <w:rPr>
-          <w:color w:val="FF0000"/>
-          <w:sz w:val="24"/>
-        </w:rPr>
-      </w:pPr>
-      <w:r>
-        <w:rPr>
-          <w:rFonts w:hint="eastAsia"/>
-          <w:color w:val="FF0000"/>
-          <w:sz w:val="24"/>
-        </w:rPr>
-        <w:t>-处决（播放处决动画，随后直接掉落）</w:t>
-      </w:r>
-    </w:p>
-    <w:p>
-      <w:pPr>
-        <w:rPr>
-          <w:sz w:val="24"/>
-        </w:rPr>
-      </w:pPr>
-      <w:r>
-        <w:rPr>
-          <w:rFonts w:hint="eastAsia"/>
-          <w:sz w:val="24"/>
-        </w:rPr>
-        <w:t>-往日种种</w:t>
-      </w:r>
-      <w:r>
-        <w:rPr>
-          <w:sz w:val="24"/>
-        </w:rPr>
-        <w:t>...</w:t>
-      </w:r>
-    </w:p>
-    <w:p>
-      <w:pPr>
-        <w:rPr>
-          <w:sz w:val="24"/>
-        </w:rPr>
-      </w:pPr>
-      <w:r>
-        <w:rPr>
-          <w:rFonts w:hint="eastAsia"/>
-          <w:sz w:val="24"/>
-        </w:rPr>
-        <w:t>-你说的可是往日</w:t>
-      </w:r>
-      <w:r>
-        <w:rPr>
-          <w:sz w:val="24"/>
-        </w:rPr>
-        <w:t>...</w:t>
-      </w:r>
-    </w:p>
-    <w:p>
-      <w:pPr>
-        <w:rPr>
-          <w:sz w:val="24"/>
-        </w:rPr>
-      </w:pPr>
-      <w:r>
-        <w:rPr>
-          <w:rFonts w:hint="eastAsia"/>
-          <w:sz w:val="24"/>
-        </w:rPr>
-        <w:t>吾将神性铸成末影龙，才避免了黑潮之侵蚀，虽然吾之神躯早已成为腐朽的傀儡</w:t>
-      </w:r>
-      <w:r>
-        <w:rPr>
-          <w:sz w:val="24"/>
-        </w:rPr>
-        <w:t>...</w:t>
-      </w:r>
-    </w:p>
-    <w:p>
-      <w:pPr>
-        <w:rPr>
-          <w:rFonts w:hint="eastAsia"/>
-          <w:sz w:val="24"/>
-        </w:rPr>
-      </w:pPr>
-      <w:r>
-        <w:rPr>
-          <w:rFonts w:hint="eastAsia"/>
-          <w:sz w:val="24"/>
-          <w:lang w:val="en-US" w:eastAsia="zh-CN"/>
-        </w:rPr>
-        <w:t>-继续</w:t>
-      </w:r>
-    </w:p>
-    <w:p>
-      <w:pPr>
-        <w:rPr>
-          <w:rFonts w:hint="eastAsia"/>
-          <w:sz w:val="24"/>
-        </w:rPr>
-      </w:pPr>
-      <w:r>
-        <w:rPr>
-          <w:rFonts w:hint="eastAsia"/>
-          <w:sz w:val="24"/>
-        </w:rPr>
-        <w:t>方才你释放吾之神躯之时，我便取回了自己的部分力量。Purus，这把兵刃乃是当初你以净化之力炼成。</w:t>
-      </w:r>
-    </w:p>
-    <w:p>
-      <w:pPr>
-        <w:rPr>
-          <w:rFonts w:hint="default" w:eastAsiaTheme="minorEastAsia"/>
-          <w:sz w:val="24"/>
-          <w:lang w:val="en-US" w:eastAsia="zh-CN"/>
-        </w:rPr>
-      </w:pPr>
-      <w:r>
-        <w:rPr>
-          <w:rFonts w:hint="eastAsia"/>
-          <w:sz w:val="24"/>
-          <w:lang w:val="en-US" w:eastAsia="zh-CN"/>
-        </w:rPr>
-        <w:t>-继续</w:t>
-      </w:r>
-    </w:p>
-    <w:p>
-      <w:pPr>
-        <w:rPr>
-          <w:sz w:val="24"/>
-        </w:rPr>
-      </w:pPr>
-      <w:r>
-        <w:rPr>
-          <w:rFonts w:hint="eastAsia"/>
-          <w:sz w:val="24"/>
-        </w:rPr>
-        <w:t>可惜黑潮侵蚀，仅剩残胚。拿去吧，愿它能助你扫荡最后的黑潮！</w:t>
-      </w:r>
-    </w:p>
-    <w:p>
-      <w:pPr>
-        <w:rPr>
-          <w:rFonts w:hint="default"/>
-          <w:sz w:val="24"/>
-          <w:lang w:val="en-US"/>
-        </w:rPr>
-      </w:pPr>
-      <w:r>
-        <w:rPr>
-          <w:rFonts w:hint="eastAsia"/>
-          <w:sz w:val="24"/>
-        </w:rPr>
-        <w:t>-</w:t>
-      </w:r>
-      <w:r>
-        <w:rPr>
-          <w:rFonts w:hint="default"/>
-          <w:sz w:val="24"/>
-          <w:lang w:val="en-US"/>
-        </w:rPr>
-        <w:t>...</w:t>
-      </w:r>
-    </w:p>
-    <w:p>
-      <w:pPr>
-        <w:rPr>
+      <w:r>
+        <w:rPr>
+          <w:rFonts w:hint="eastAsia"/>
           <w:color w:val="EE822F" w:themeColor="accent2"/>
           <w:sz w:val="24"/>
           <w14:textFill>
@@ -11753,6 +11596,14 @@
             </w14:solidFill>
           </w14:textFill>
         </w:rPr>
+        <w:t>将神之眼置于祭坛上</w:t>
+      </w:r>
+    </w:p>
+    <w:p>
+      <w:pPr>
+        <w:rPr>
+          <w:sz w:val="24"/>
+        </w:rPr>
       </w:pPr>
       <w:r>
         <w:rPr>
@@ -11765,26 +11616,6 @@
             </w14:solidFill>
           </w14:textFill>
         </w:rPr>
-        <w:t>将神之眼置于祭坛上</w:t>
-      </w:r>
-    </w:p>
-    <w:p>
-      <w:pPr>
-        <w:rPr>
-          <w:sz w:val="24"/>
-        </w:rPr>
-      </w:pPr>
-      <w:r>
-        <w:rPr>
-          <w:rFonts w:hint="eastAsia"/>
-          <w:color w:val="EE822F" w:themeColor="accent2"/>
-          <w:sz w:val="24"/>
-          <w14:textFill>
-            <w14:solidFill>
-              <w14:schemeClr w14:val="accent2"/>
-            </w14:solidFill>
-          </w14:textFill>
-        </w:rPr>
         <w:t>用神之眼在女神像处祈福</w:t>
       </w:r>
     </w:p>
@@ -11799,7 +11630,7 @@
     <w:p>
       <w:pPr>
         <w:rPr>
-          <w:rFonts w:hint="default" w:eastAsiaTheme="minorEastAsia"/>
+          <w:rFonts w:hint="eastAsia" w:eastAsiaTheme="minorEastAsia"/>
           <w:b/>
           <w:bCs/>
           <w:color w:val="EE822F" w:themeColor="accent2"/>
@@ -11859,6 +11690,8 @@
         </w:rPr>
         <w:t>击败失去理智的曦轮</w:t>
       </w:r>
+      <w:bookmarkStart w:id="0" w:name="_GoBack"/>
+      <w:bookmarkEnd w:id="0"/>
     </w:p>
     <w:p>
       <w:pPr>
